--- a/e2e/fixtures/docx/googledocs.docx
+++ b/e2e/fixtures/docx/googledocs.docx
@@ -141,28 +141,30 @@
         <w:t xml:space="preserve">Router location:</w:t>
       </w:r>
     </w:p>
-    <w:r>
-      <w:drawing>
-        <wp:inline distT="0" distB="0" distL="0" distR="0">
-          <wp:extent cx="1828800" cy="1371600"/>
-          <wp:docPr id="1" name="Picture" descr="Router in the server cupboard"/>
-          <a:graphic>
-            <a:graphicData uri="http://schemas.openxmlformats.org/drawingml/2006/picture">
-              <pic:pic>
-                <pic:blipFill>
-                  <a:blip r:embed="rIdImage1"/>
-                </pic:blipFill>
-                <pic:spPr>
-                  <a:xfrm>
-                    <a:ext cx="1828800" cy="1371600"/>
-                  </a:xfrm>
-                </pic:spPr>
-              </pic:pic>
-            </a:graphicData>
-          </a:graphic>
-        </wp:inline>
-      </w:drawing>
-    </w:r>
+    <w:p>
+      <w:r>
+        <w:drawing>
+          <wp:inline distT="0" distB="0" distL="0" distR="0">
+            <wp:extent cx="1828800" cy="1371600"/>
+            <wp:docPr id="1" name="Picture" descr="Router in the server cupboard"/>
+            <a:graphic>
+              <a:graphicData uri="http://schemas.openxmlformats.org/drawingml/2006/picture">
+                <pic:pic>
+                  <pic:blipFill>
+                    <a:blip r:embed="rIdImage1"/>
+                  </pic:blipFill>
+                  <pic:spPr>
+                    <a:xfrm>
+                      <a:ext cx="1828800" cy="1371600"/>
+                    </a:xfrm>
+                  </pic:spPr>
+                </pic:pic>
+              </a:graphicData>
+            </a:graphic>
+          </wp:inline>
+        </w:drawing>
+      </w:r>
+    </w:p>
     <w:p>
       <w:r>
         <w:t xml:space="preserve">End of document.</w:t>
